--- a/Formativa 9/formativa9.docx
+++ b/Formativa 9/formativa9.docx
@@ -154,24 +154,6 @@
           <w:szCs w:val="32"/>
         </w:rPr>
         <w:t>PESQUISA</w:t>
-      </w:r>
-    </w:p>
-    <w:p>
-      <w:pPr>
-        <w:jc w:val="center"/>
-        <w:rPr>
-          <w:rFonts w:ascii="Times New Roman" w:hAnsi="Times New Roman" w:cs="Times New Roman"/>
-          <w:b/>
-        </w:rPr>
-      </w:pPr>
-      <w:r>
-        <w:rPr>
-          <w:rFonts w:ascii="Times New Roman" w:hAnsi="Times New Roman" w:cs="Times New Roman"/>
-          <w:b/>
-          <w:sz w:val="32"/>
-          <w:szCs w:val="32"/>
-        </w:rPr>
-        <w:t>GESTÃO E MANUTENÇÃO PREDIAL</w:t>
       </w:r>
       <w:r>
         <w:rPr>
@@ -396,7 +378,7 @@
             </w:rPr>
             <w:fldChar w:fldCharType="separate"/>
           </w:r>
-          <w:hyperlink w:anchor="_Toc227154849" w:history="1">
+          <w:hyperlink w:anchor="_Toc227155512" w:history="1">
             <w:r>
               <w:rPr>
                 <w:rStyle w:val="Hyperlink"/>
@@ -426,7 +408,7 @@
                 <w:noProof/>
                 <w:webHidden/>
               </w:rPr>
-              <w:instrText xml:space="preserve"> PAGEREF _Toc227154849 \h </w:instrText>
+              <w:instrText xml:space="preserve"> PAGEREF _Toc227155512 \h </w:instrText>
             </w:r>
             <w:r>
               <w:rPr>
@@ -473,7 +455,7 @@
               <w14:ligatures w14:val="standardContextual"/>
             </w:rPr>
           </w:pPr>
-          <w:hyperlink w:anchor="_Toc227154850" w:history="1">
+          <w:hyperlink w:anchor="_Toc227155513" w:history="1">
             <w:r>
               <w:rPr>
                 <w:rStyle w:val="Hyperlink"/>
@@ -503,7 +485,7 @@
                 <w:noProof/>
                 <w:webHidden/>
               </w:rPr>
-              <w:instrText xml:space="preserve"> PAGEREF _Toc227154850 \h </w:instrText>
+              <w:instrText xml:space="preserve"> PAGEREF _Toc227155513 \h </w:instrText>
             </w:r>
             <w:r>
               <w:rPr>
@@ -536,6 +518,160 @@
         </w:p>
         <w:p>
           <w:pPr>
+            <w:pStyle w:val="Sumrio1"/>
+            <w:tabs>
+              <w:tab w:val="right" w:leader="dot" w:pos="8494"/>
+            </w:tabs>
+            <w:rPr>
+              <w:rFonts w:eastAsiaTheme="minorEastAsia"/>
+              <w:noProof/>
+              <w:kern w:val="2"/>
+              <w:sz w:val="24"/>
+              <w:szCs w:val="24"/>
+              <w:lang w:eastAsia="pt-BR"/>
+              <w14:ligatures w14:val="standardContextual"/>
+            </w:rPr>
+          </w:pPr>
+          <w:hyperlink w:anchor="_Toc227155514" w:history="1">
+            <w:r>
+              <w:rPr>
+                <w:rStyle w:val="Hyperlink"/>
+                <w:b/>
+                <w:bCs/>
+                <w:noProof/>
+                <w:color w:val="056AD0" w:themeColor="hyperlink" w:themeTint="F2"/>
+              </w:rPr>
+              <w:t>5.2. Documentação de API</w:t>
+            </w:r>
+            <w:r>
+              <w:rPr>
+                <w:noProof/>
+                <w:webHidden/>
+              </w:rPr>
+              <w:tab/>
+            </w:r>
+            <w:r>
+              <w:rPr>
+                <w:noProof/>
+                <w:webHidden/>
+              </w:rPr>
+              <w:fldChar w:fldCharType="begin"/>
+            </w:r>
+            <w:r>
+              <w:rPr>
+                <w:noProof/>
+                <w:webHidden/>
+              </w:rPr>
+              <w:instrText xml:space="preserve"> PAGEREF _Toc227155514 \h </w:instrText>
+            </w:r>
+            <w:r>
+              <w:rPr>
+                <w:noProof/>
+                <w:webHidden/>
+              </w:rPr>
+            </w:r>
+            <w:r>
+              <w:rPr>
+                <w:noProof/>
+                <w:webHidden/>
+              </w:rPr>
+              <w:fldChar w:fldCharType="separate"/>
+            </w:r>
+            <w:r>
+              <w:rPr>
+                <w:noProof/>
+                <w:webHidden/>
+              </w:rPr>
+              <w:t>2</w:t>
+            </w:r>
+            <w:r>
+              <w:rPr>
+                <w:noProof/>
+                <w:webHidden/>
+              </w:rPr>
+              <w:fldChar w:fldCharType="end"/>
+            </w:r>
+          </w:hyperlink>
+        </w:p>
+        <w:p>
+          <w:pPr>
+            <w:pStyle w:val="Sumrio1"/>
+            <w:tabs>
+              <w:tab w:val="right" w:leader="dot" w:pos="8494"/>
+            </w:tabs>
+            <w:rPr>
+              <w:rFonts w:eastAsiaTheme="minorEastAsia"/>
+              <w:noProof/>
+              <w:kern w:val="2"/>
+              <w:sz w:val="24"/>
+              <w:szCs w:val="24"/>
+              <w:lang w:eastAsia="pt-BR"/>
+              <w14:ligatures w14:val="standardContextual"/>
+            </w:rPr>
+          </w:pPr>
+          <w:hyperlink w:anchor="_Toc227155515" w:history="1">
+            <w:r>
+              <w:rPr>
+                <w:rStyle w:val="Hyperlink"/>
+                <w:b/>
+                <w:bCs/>
+                <w:noProof/>
+                <w:color w:val="056AD0" w:themeColor="hyperlink" w:themeTint="F2"/>
+              </w:rPr>
+              <w:t>Ferramentas de API (5.2.1 a 5.2.3)</w:t>
+            </w:r>
+            <w:r>
+              <w:rPr>
+                <w:noProof/>
+                <w:webHidden/>
+              </w:rPr>
+              <w:tab/>
+            </w:r>
+            <w:r>
+              <w:rPr>
+                <w:noProof/>
+                <w:webHidden/>
+              </w:rPr>
+              <w:fldChar w:fldCharType="begin"/>
+            </w:r>
+            <w:r>
+              <w:rPr>
+                <w:noProof/>
+                <w:webHidden/>
+              </w:rPr>
+              <w:instrText xml:space="preserve"> PAGEREF _Toc227155515 \h </w:instrText>
+            </w:r>
+            <w:r>
+              <w:rPr>
+                <w:noProof/>
+                <w:webHidden/>
+              </w:rPr>
+            </w:r>
+            <w:r>
+              <w:rPr>
+                <w:noProof/>
+                <w:webHidden/>
+              </w:rPr>
+              <w:fldChar w:fldCharType="separate"/>
+            </w:r>
+            <w:r>
+              <w:rPr>
+                <w:noProof/>
+                <w:webHidden/>
+              </w:rPr>
+              <w:t>2</w:t>
+            </w:r>
+            <w:r>
+              <w:rPr>
+                <w:noProof/>
+                <w:webHidden/>
+              </w:rPr>
+              <w:fldChar w:fldCharType="end"/>
+            </w:r>
+          </w:hyperlink>
+        </w:p>
+        <w:p>
+          <w:pPr>
             <w:rPr>
               <w:rFonts w:ascii="Times New Roman" w:hAnsi="Times New Roman" w:cs="Times New Roman"/>
             </w:rPr>
@@ -595,7 +731,7 @@
           <w:szCs w:val="24"/>
         </w:rPr>
       </w:pPr>
-      <w:bookmarkStart w:id="1" w:name="_Toc227154849"/>
+      <w:bookmarkStart w:id="1" w:name="_Toc227155512"/>
       <w:r>
         <w:rPr>
           <w:b/>
@@ -677,7 +813,7 @@
           <w:szCs w:val="24"/>
         </w:rPr>
       </w:pPr>
-      <w:bookmarkStart w:id="2" w:name="_Toc227154850"/>
+      <w:bookmarkStart w:id="2" w:name="_Toc227155513"/>
       <w:r>
         <w:rPr>
           <w:b/>
@@ -855,6 +991,7 @@
           <w:szCs w:val="24"/>
         </w:rPr>
       </w:pPr>
+      <w:bookmarkStart w:id="3" w:name="_Toc227155514"/>
       <w:r>
         <w:rPr>
           <w:b/>
@@ -865,6 +1002,7 @@
         </w:rPr>
         <w:t>5.2. Documentação de API</w:t>
       </w:r>
+      <w:bookmarkEnd w:id="3"/>
     </w:p>
     <w:p>
       <w:r>
@@ -957,6 +1095,7 @@
           <w:szCs w:val="24"/>
         </w:rPr>
       </w:pPr>
+      <w:bookmarkStart w:id="4" w:name="_Toc227155515"/>
       <w:r>
         <w:rPr>
           <w:b/>
@@ -967,6 +1106,7 @@
         </w:rPr>
         <w:t>Ferramentas de API (5.2.1 a 5.2.3)</w:t>
       </w:r>
+      <w:bookmarkEnd w:id="4"/>
     </w:p>
     <w:p>
       <w:r>

--- a/Formativa 9/formativa9.docx
+++ b/Formativa 9/formativa9.docx
@@ -353,6 +353,7 @@
             <w:rPr>
               <w:rFonts w:eastAsiaTheme="minorEastAsia"/>
               <w:noProof/>
+              <w:color w:val="0D0D0D" w:themeColor="text1" w:themeTint="F2"/>
               <w:kern w:val="2"/>
               <w:sz w:val="24"/>
               <w:szCs w:val="24"/>
@@ -385,7 +386,7 @@
                 <w:b/>
                 <w:bCs/>
                 <w:noProof/>
-                <w:color w:val="056AD0" w:themeColor="hyperlink" w:themeTint="F2"/>
+                <w:color w:val="0D0D0D" w:themeColor="text1" w:themeTint="F2"/>
               </w:rPr>
               <w:t>5. Documentação</w:t>
             </w:r>
@@ -393,6 +394,7 @@
               <w:rPr>
                 <w:noProof/>
                 <w:webHidden/>
+                <w:color w:val="0D0D0D" w:themeColor="text1" w:themeTint="F2"/>
               </w:rPr>
               <w:tab/>
             </w:r>
@@ -400,6 +402,7 @@
               <w:rPr>
                 <w:noProof/>
                 <w:webHidden/>
+                <w:color w:val="0D0D0D" w:themeColor="text1" w:themeTint="F2"/>
               </w:rPr>
               <w:fldChar w:fldCharType="begin"/>
             </w:r>
@@ -407,6 +410,7 @@
               <w:rPr>
                 <w:noProof/>
                 <w:webHidden/>
+                <w:color w:val="0D0D0D" w:themeColor="text1" w:themeTint="F2"/>
               </w:rPr>
               <w:instrText xml:space="preserve"> PAGEREF _Toc227155512 \h </w:instrText>
             </w:r>
@@ -414,12 +418,14 @@
               <w:rPr>
                 <w:noProof/>
                 <w:webHidden/>
+                <w:color w:val="0D0D0D" w:themeColor="text1" w:themeTint="F2"/>
               </w:rPr>
             </w:r>
             <w:r>
               <w:rPr>
                 <w:noProof/>
                 <w:webHidden/>
+                <w:color w:val="0D0D0D" w:themeColor="text1" w:themeTint="F2"/>
               </w:rPr>
               <w:fldChar w:fldCharType="separate"/>
             </w:r>
@@ -427,6 +433,7 @@
               <w:rPr>
                 <w:noProof/>
                 <w:webHidden/>
+                <w:color w:val="0D0D0D" w:themeColor="text1" w:themeTint="F2"/>
               </w:rPr>
               <w:t>1</w:t>
             </w:r>
@@ -434,6 +441,7 @@
               <w:rPr>
                 <w:noProof/>
                 <w:webHidden/>
+                <w:color w:val="0D0D0D" w:themeColor="text1" w:themeTint="F2"/>
               </w:rPr>
               <w:fldChar w:fldCharType="end"/>
             </w:r>
@@ -448,6 +456,7 @@
             <w:rPr>
               <w:rFonts w:eastAsiaTheme="minorEastAsia"/>
               <w:noProof/>
+              <w:color w:val="0D0D0D" w:themeColor="text1" w:themeTint="F2"/>
               <w:kern w:val="2"/>
               <w:sz w:val="24"/>
               <w:szCs w:val="24"/>
@@ -462,7 +471,7 @@
                 <w:b/>
                 <w:bCs/>
                 <w:noProof/>
-                <w:color w:val="056AD0" w:themeColor="hyperlink" w:themeTint="F2"/>
+                <w:color w:val="0D0D0D" w:themeColor="text1" w:themeTint="F2"/>
               </w:rPr>
               <w:t>5.1. Diagrama de Classes</w:t>
             </w:r>
@@ -470,6 +479,7 @@
               <w:rPr>
                 <w:noProof/>
                 <w:webHidden/>
+                <w:color w:val="0D0D0D" w:themeColor="text1" w:themeTint="F2"/>
               </w:rPr>
               <w:tab/>
             </w:r>
@@ -477,6 +487,7 @@
               <w:rPr>
                 <w:noProof/>
                 <w:webHidden/>
+                <w:color w:val="0D0D0D" w:themeColor="text1" w:themeTint="F2"/>
               </w:rPr>
               <w:fldChar w:fldCharType="begin"/>
             </w:r>
@@ -484,6 +495,7 @@
               <w:rPr>
                 <w:noProof/>
                 <w:webHidden/>
+                <w:color w:val="0D0D0D" w:themeColor="text1" w:themeTint="F2"/>
               </w:rPr>
               <w:instrText xml:space="preserve"> PAGEREF _Toc227155513 \h </w:instrText>
             </w:r>
@@ -491,12 +503,14 @@
               <w:rPr>
                 <w:noProof/>
                 <w:webHidden/>
+                <w:color w:val="0D0D0D" w:themeColor="text1" w:themeTint="F2"/>
               </w:rPr>
             </w:r>
             <w:r>
               <w:rPr>
                 <w:noProof/>
                 <w:webHidden/>
+                <w:color w:val="0D0D0D" w:themeColor="text1" w:themeTint="F2"/>
               </w:rPr>
               <w:fldChar w:fldCharType="separate"/>
             </w:r>
@@ -504,6 +518,7 @@
               <w:rPr>
                 <w:noProof/>
                 <w:webHidden/>
+                <w:color w:val="0D0D0D" w:themeColor="text1" w:themeTint="F2"/>
               </w:rPr>
               <w:t>1</w:t>
             </w:r>
@@ -511,6 +526,7 @@
               <w:rPr>
                 <w:noProof/>
                 <w:webHidden/>
+                <w:color w:val="0D0D0D" w:themeColor="text1" w:themeTint="F2"/>
               </w:rPr>
               <w:fldChar w:fldCharType="end"/>
             </w:r>
@@ -525,6 +541,7 @@
             <w:rPr>
               <w:rFonts w:eastAsiaTheme="minorEastAsia"/>
               <w:noProof/>
+              <w:color w:val="0D0D0D" w:themeColor="text1" w:themeTint="F2"/>
               <w:kern w:val="2"/>
               <w:sz w:val="24"/>
               <w:szCs w:val="24"/>
@@ -539,7 +556,7 @@
                 <w:b/>
                 <w:bCs/>
                 <w:noProof/>
-                <w:color w:val="056AD0" w:themeColor="hyperlink" w:themeTint="F2"/>
+                <w:color w:val="0D0D0D" w:themeColor="text1" w:themeTint="F2"/>
               </w:rPr>
               <w:t>5.2. Documentação de API</w:t>
             </w:r>
@@ -547,6 +564,7 @@
               <w:rPr>
                 <w:noProof/>
                 <w:webHidden/>
+                <w:color w:val="0D0D0D" w:themeColor="text1" w:themeTint="F2"/>
               </w:rPr>
               <w:tab/>
             </w:r>
@@ -554,6 +572,7 @@
               <w:rPr>
                 <w:noProof/>
                 <w:webHidden/>
+                <w:color w:val="0D0D0D" w:themeColor="text1" w:themeTint="F2"/>
               </w:rPr>
               <w:fldChar w:fldCharType="begin"/>
             </w:r>
@@ -561,6 +580,7 @@
               <w:rPr>
                 <w:noProof/>
                 <w:webHidden/>
+                <w:color w:val="0D0D0D" w:themeColor="text1" w:themeTint="F2"/>
               </w:rPr>
               <w:instrText xml:space="preserve"> PAGEREF _Toc227155514 \h </w:instrText>
             </w:r>
@@ -568,12 +588,14 @@
               <w:rPr>
                 <w:noProof/>
                 <w:webHidden/>
+                <w:color w:val="0D0D0D" w:themeColor="text1" w:themeTint="F2"/>
               </w:rPr>
             </w:r>
             <w:r>
               <w:rPr>
                 <w:noProof/>
                 <w:webHidden/>
+                <w:color w:val="0D0D0D" w:themeColor="text1" w:themeTint="F2"/>
               </w:rPr>
               <w:fldChar w:fldCharType="separate"/>
             </w:r>
@@ -581,6 +603,7 @@
               <w:rPr>
                 <w:noProof/>
                 <w:webHidden/>
+                <w:color w:val="0D0D0D" w:themeColor="text1" w:themeTint="F2"/>
               </w:rPr>
               <w:t>2</w:t>
             </w:r>
@@ -588,6 +611,7 @@
               <w:rPr>
                 <w:noProof/>
                 <w:webHidden/>
+                <w:color w:val="0D0D0D" w:themeColor="text1" w:themeTint="F2"/>
               </w:rPr>
               <w:fldChar w:fldCharType="end"/>
             </w:r>
@@ -602,6 +626,7 @@
             <w:rPr>
               <w:rFonts w:eastAsiaTheme="minorEastAsia"/>
               <w:noProof/>
+              <w:color w:val="0D0D0D" w:themeColor="text1" w:themeTint="F2"/>
               <w:kern w:val="2"/>
               <w:sz w:val="24"/>
               <w:szCs w:val="24"/>
@@ -616,7 +641,7 @@
                 <w:b/>
                 <w:bCs/>
                 <w:noProof/>
-                <w:color w:val="056AD0" w:themeColor="hyperlink" w:themeTint="F2"/>
+                <w:color w:val="0D0D0D" w:themeColor="text1" w:themeTint="F2"/>
               </w:rPr>
               <w:t>Ferramentas de API (5.2.1 a 5.2.3)</w:t>
             </w:r>
@@ -624,6 +649,7 @@
               <w:rPr>
                 <w:noProof/>
                 <w:webHidden/>
+                <w:color w:val="0D0D0D" w:themeColor="text1" w:themeTint="F2"/>
               </w:rPr>
               <w:tab/>
             </w:r>
@@ -631,6 +657,7 @@
               <w:rPr>
                 <w:noProof/>
                 <w:webHidden/>
+                <w:color w:val="0D0D0D" w:themeColor="text1" w:themeTint="F2"/>
               </w:rPr>
               <w:fldChar w:fldCharType="begin"/>
             </w:r>
@@ -638,6 +665,7 @@
               <w:rPr>
                 <w:noProof/>
                 <w:webHidden/>
+                <w:color w:val="0D0D0D" w:themeColor="text1" w:themeTint="F2"/>
               </w:rPr>
               <w:instrText xml:space="preserve"> PAGEREF _Toc227155515 \h </w:instrText>
             </w:r>
@@ -645,12 +673,14 @@
               <w:rPr>
                 <w:noProof/>
                 <w:webHidden/>
+                <w:color w:val="0D0D0D" w:themeColor="text1" w:themeTint="F2"/>
               </w:rPr>
             </w:r>
             <w:r>
               <w:rPr>
                 <w:noProof/>
                 <w:webHidden/>
+                <w:color w:val="0D0D0D" w:themeColor="text1" w:themeTint="F2"/>
               </w:rPr>
               <w:fldChar w:fldCharType="separate"/>
             </w:r>
@@ -658,6 +688,7 @@
               <w:rPr>
                 <w:noProof/>
                 <w:webHidden/>
+                <w:color w:val="0D0D0D" w:themeColor="text1" w:themeTint="F2"/>
               </w:rPr>
               <w:t>2</w:t>
             </w:r>
@@ -665,6 +696,7 @@
               <w:rPr>
                 <w:noProof/>
                 <w:webHidden/>
+                <w:color w:val="0D0D0D" w:themeColor="text1" w:themeTint="F2"/>
               </w:rPr>
               <w:fldChar w:fldCharType="end"/>
             </w:r>
